--- a/output/literature/fletcher/fletcher_membrane_tapes_and_thermal_break_accessories.docx
+++ b/output/literature/fletcher/fletcher_membrane_tapes_and_thermal_break_accessories.docx
@@ -539,7 +539,12 @@
     </w:p>
     <w:p>
       <w:r>
-        <w:t>NCC / project compliance: conditional - project-specific evidence required. Fire: not verified per SKU. BAL: not verified.</w:t>
+        <w:t>Fire: not verified per SKU. No fire, NCC or BAL classification is asserted in this draft.</w:t>
+      </w:r>
+    </w:p>
+    <w:p>
+      <w:r>
+        <w:t>NCC / project compliance: conditional - project-specific evidence required. BAL: not verified.</w:t>
       </w:r>
     </w:p>
     <w:p>
